--- a/az/discovery-articles/6.12 Yarımkeçirici texnologiyası.docx
+++ b/az/discovery-articles/6.12 Yarımkeçirici texnologiyası.docx
@@ -4,595 +4,397 @@
   <w:body>
     <w:p>
       <w:pPr>
-        <w:keepNext/>
-        <w:spacing w:before="280" w:after="120"/>
+        <w:pStyle w:val="Title"/>
+        <w:widowControl/>
       </w:pPr>
       <w:r>
-        <w:rPr>
-          <w:rFonts w:ascii="Calibri" w:hAnsi="Calibri" w:eastAsia="Calibri"/>
-          <w:b/>
-          <w:i w:val="0"/>
-          <w:color w:val="004E8C"/>
-          <w:sz w:val="44"/>
-        </w:rPr>
         <w:t>6.12 Yarımkeçirici texnologiyası</w:t>
       </w:r>
     </w:p>
     <w:p>
       <w:pPr>
-        <w:spacing w:after="80"/>
+        <w:keepNext/>
+        <w:widowControl/>
       </w:pPr>
       <w:r>
         <w:rPr>
-          <w:rFonts w:ascii="Calibri" w:hAnsi="Calibri" w:eastAsia="Calibri"/>
-          <w:b w:val="0"/>
-          <w:i/>
-          <w:color w:val="505050"/>
-          <w:sz w:val="22"/>
+          <w:sz w:val="20"/>
         </w:rPr>
-        <w:t>6. Rəqəmsal texnologiyalar, kosmos və rabitə</w:t>
-      </w:r>
-    </w:p>
-    <w:p>
-      <w:pPr>
-        <w:spacing w:after="200"/>
-      </w:pPr>
-      <w:r>
-        <w:rPr>
-          <w:rFonts w:ascii="Calibri" w:hAnsi="Calibri" w:eastAsia="Calibri"/>
-          <w:b w:val="0"/>
-          <w:i/>
-          <w:sz w:val="22"/>
-        </w:rPr>
-        <w:t>Dövr: 1947-ci il (tranzistor); 1958-ci il (inteqral sxem); 1960-cı illərdən bu günədək (Mur qanununa uyğun miqyas kiçilməsi) | Əsas simalar: Bell Labs; Texas Instruments; Intel; TSMC; ASML</w:t>
-      </w:r>
-    </w:p>
-    <w:p>
-      <w:pPr>
-        <w:spacing w:after="160" w:line="276" w:lineRule="auto"/>
-      </w:pPr>
-      <w:r>
-        <w:rPr>
-          <w:rFonts w:ascii="Calibri" w:hAnsi="Calibri" w:eastAsia="Calibri"/>
-          <w:b w:val="0"/>
-          <w:i w:val="0"/>
-          <w:sz w:val="22"/>
-        </w:rPr>
-        <w:t>Yarımkeçirici texnologiyası elektrik xassələrinə görə metallarla izolyatorlar arasında dayanan materialların hazırlanması və idarə olunması sahəsidir. Çiplərin, günəş elementlərinin və LED işıq mənbələrinin sənaye təməli məhz bu texnologiyadır.</w:t>
+        <w:t>6 Rəqəmsal texnologiyalar kosmos və rabitə</w:t>
       </w:r>
     </w:p>
     <w:p>
       <w:pPr>
         <w:keepNext/>
-        <w:spacing w:before="240" w:after="120"/>
+        <w:widowControl/>
       </w:pPr>
       <w:r>
         <w:rPr>
-          <w:rFonts w:ascii="Calibri" w:hAnsi="Calibri" w:eastAsia="Calibri"/>
-          <w:b/>
-          <w:i w:val="0"/>
-          <w:color w:val="004E8C"/>
-          <w:sz w:val="28"/>
+          <w:sz w:val="20"/>
         </w:rPr>
-        <w:t>Əsas faktlar</w:t>
+        <w:t>Dövr: 1947 (tranzistor); 1958 (inteqral sxem); 1960-cı illərdən bu günədək (Mur qanununa uyğun kiçilmə) | Əsas iştirakçılar: Bell Labs; Texas Instruments; Intel; Tayvan Yarımkeçirici İstehsal Şirkəti — TSMC; litoqrafiya avadanlığı istehsalçısı ASML</w:t>
+      </w:r>
+    </w:p>
+    <w:p>
+      <w:pPr>
+        <w:widowControl/>
+      </w:pPr>
+      <w:r>
+        <w:t>Yarımkeçirici texnologiyası elektrik xassələri metalla izolyator arasında olan materialları hazırlamaq və idarə etmək sahəsidir. Çiplərin, günəş elementlərinin və işıqsaçan diodların sənaye əsasını təşkil edir.</w:t>
+      </w:r>
+    </w:p>
+    <w:p>
+      <w:pPr>
+        <w:pStyle w:val="Heading1"/>
+        <w:widowControl/>
+      </w:pPr>
+      <w:r>
+        <w:t>Əsas məlumatlar</w:t>
       </w:r>
     </w:p>
     <w:p>
       <w:pPr>
         <w:pStyle w:val="ListBullet"/>
+        <w:widowControl/>
       </w:pPr>
       <w:r>
-        <w:rPr>
-          <w:rFonts w:ascii="Calibri" w:hAnsi="Calibri" w:eastAsia="Calibri"/>
-          <w:b w:val="0"/>
-          <w:i w:val="0"/>
-          <w:sz w:val="22"/>
-        </w:rPr>
-        <w:t>Kompüter çiplərində ən geniş istifadə olunan yarımkeçirici silisiumdur</w:t>
+        <w:t>Kompüter çiplərində əsas yarımkeçirici silisiumdur.</w:t>
       </w:r>
     </w:p>
     <w:p>
       <w:pPr>
         <w:pStyle w:val="ListBullet"/>
+        <w:widowControl/>
       </w:pPr>
       <w:r>
-        <w:rPr>
-          <w:rFonts w:ascii="Calibri" w:hAnsi="Calibri" w:eastAsia="Calibri"/>
-          <w:b w:val="0"/>
-          <w:i w:val="0"/>
-          <w:sz w:val="22"/>
-        </w:rPr>
-        <w:t>Aşqarlama elektrik keçiriciliyini tənzimləmək üçün materiala çox az miqdarda başqa elementlərin qatılmasıdır</w:t>
+        <w:t>Aşqarlama elektrik keçirməsini tənzimləmək üçün çox az miqdarda başqa element əlavə etməkdir.</w:t>
       </w:r>
     </w:p>
     <w:p>
       <w:pPr>
         <w:pStyle w:val="ListBullet"/>
+        <w:widowControl/>
       </w:pPr>
       <w:r>
-        <w:rPr>
-          <w:rFonts w:ascii="Calibri" w:hAnsi="Calibri" w:eastAsia="Calibri"/>
-          <w:b w:val="0"/>
-          <w:i w:val="0"/>
-          <w:sz w:val="22"/>
-        </w:rPr>
-        <w:t>İstehsalda son dərəcə təmiz otaqlardan və fotolitoqrafiyadan istifadə olunur</w:t>
+        <w:t>İstehsalda son dərəcə təmiz otaqlar və işıqla dövrə naxışları yaradan fotolitoqrafiya işlədilir.</w:t>
       </w:r>
     </w:p>
     <w:p>
       <w:pPr>
         <w:pStyle w:val="ListBullet"/>
+        <w:widowControl/>
       </w:pPr>
       <w:r>
-        <w:rPr>
-          <w:rFonts w:ascii="Calibri" w:hAnsi="Calibri" w:eastAsia="Calibri"/>
-          <w:b w:val="0"/>
-          <w:i w:val="0"/>
-          <w:sz w:val="22"/>
-        </w:rPr>
-        <w:t>Mur qanunu çiplərdəki hissələrin onilliklər boyunca kiçilməsini təsvir etdi</w:t>
+        <w:t>Mur qanunu onilliklərlə hissələrin kiçilməsi meyilini təsvir edirdi.</w:t>
       </w:r>
     </w:p>
     <w:p>
       <w:pPr>
         <w:pStyle w:val="ListBullet"/>
+        <w:widowControl/>
       </w:pPr>
       <w:r>
-        <w:rPr>
-          <w:rFonts w:ascii="Calibri" w:hAnsi="Calibri" w:eastAsia="Calibri"/>
-          <w:b w:val="0"/>
-          <w:i w:val="0"/>
-          <w:sz w:val="22"/>
-        </w:rPr>
-        <w:t>Yarımkeçirici sənayesi indi dünya iqtisadiyyatının strateji dayaqlarından biridir</w:t>
+        <w:t>Sənaye indi dünya iqtisadiyyatının strateji dayağıdır.</w:t>
       </w:r>
     </w:p>
     <w:p>
       <w:pPr>
-        <w:keepNext/>
-        <w:spacing w:before="240" w:after="120"/>
+        <w:pStyle w:val="Heading1"/>
+        <w:widowControl/>
       </w:pPr>
       <w:r>
-        <w:rPr>
-          <w:rFonts w:ascii="Calibri" w:hAnsi="Calibri" w:eastAsia="Calibri"/>
-          <w:b/>
-          <w:i w:val="0"/>
-          <w:color w:val="004E8C"/>
-          <w:sz w:val="28"/>
-        </w:rPr>
         <w:t>Bu nədir</w:t>
       </w:r>
     </w:p>
     <w:p>
       <w:pPr>
-        <w:spacing w:after="160" w:line="276" w:lineRule="auto"/>
+        <w:widowControl/>
       </w:pPr>
       <w:r>
-        <w:rPr>
-          <w:rFonts w:ascii="Calibri" w:hAnsi="Calibri" w:eastAsia="Calibri"/>
-          <w:b w:val="0"/>
-          <w:i w:val="0"/>
-          <w:sz w:val="22"/>
-        </w:rPr>
-        <w:t>Yarımkeçirici elektrik keçiriciliyi istilik, işıq və ya cüzi miqdarda əlavə olunan aşqarlarla tənzimlənə bilən materialdır. Silisium, germanium və qallium-arsenid kimi birləşmələr buna nümunədir. Yarımkeçirici texnologiyası kristalın yetişdirilməsindən və lövhələrə kəsilməsindən tutmuş naxışların çapına və çiplərin qablaşdırılmasına qədər bütün istehsal zəncirini əhatə edir. Bu, tək bir qurğu deyil, bütöv istehsal ekosistemidir.</w:t>
+        <w:t>Yarımkeçirici elektrik keçiriciliyi istilik, işıq və ya çox az qatışıq əlavə etməklə dəyişdirilə bilən materialdır. Qatışıq əlavə etməyə aşqarlama deyilir. Silisium, germanium və qallium arsenid kimi birləşmələr nümunədir. Yarımkeçirici texnologiyası kristal yetişdirməkdən nazik lövhə kəsməyə, naxış yaratmağa və çipi qablaşdırmağa qədər bütün zənciri əhatə edir. Bu, bir cihaz deyil, bütöv istehsal dünyasıdır.</w:t>
       </w:r>
     </w:p>
     <w:p>
       <w:pPr>
-        <w:keepNext/>
-        <w:spacing w:before="240" w:after="120"/>
+        <w:pStyle w:val="Heading1"/>
+        <w:widowControl/>
       </w:pPr>
       <w:r>
-        <w:rPr>
-          <w:rFonts w:ascii="Calibri" w:hAnsi="Calibri" w:eastAsia="Calibri"/>
-          <w:b/>
-          <w:i w:val="0"/>
-          <w:color w:val="004E8C"/>
-          <w:sz w:val="28"/>
-        </w:rPr>
-        <w:t>Onu kim kəşf və ya ixtira edib</w:t>
+        <w:t>Kim kəşf edib və ya yaradıb</w:t>
       </w:r>
     </w:p>
     <w:p>
       <w:pPr>
-        <w:spacing w:after="160" w:line="276" w:lineRule="auto"/>
+        <w:widowControl/>
       </w:pPr>
       <w:r>
-        <w:rPr>
-          <w:rFonts w:ascii="Calibri" w:hAnsi="Calibri" w:eastAsia="Calibri"/>
-          <w:b w:val="0"/>
-          <w:i w:val="0"/>
-          <w:sz w:val="22"/>
-        </w:rPr>
-        <w:t>XIX əsr fizikləri bəzi kristalların qeyri-adi elektrik keçiriciliyini müşahidə etmişdilər. 1947-ci ildə tranzistorun yaradılması bu sahənin inkişafını kəskin sürətləndirdi. Şoklinin laboratoriyası, Fairchild, Intel, TSMC və çoxsaylı başqa şirkətlər fiziki prinsipləri etibarlı istehsal prosesinə çevirdilər. “Yarımkeçiricilər” heç bir tək ixtiraçıya məxsus deyil. Bu sahənin əsl qəhrəmanları çox vaxt adları dərsliklərə düşməyən istehsal prosesi mühəndisləridir.</w:t>
+        <w:t>XIX əsr fizikləri bəzi kristallarda qeyri-adi keçiricilik müşahidə etmişdilər. 1947-ci ilin tranzistoru sahəni təcili prioritetə çevirdi. Şoklinin laboratoriyası, Fairchild, Intel, TSMC və çoxlu başqaları fizikanı istehsal prosesinə çevirdilər. Yarımkeçiricilərin tək ixtiraçısı yoxdur. Əsas iştirakçılar çox vaxt adı dərsliyə düşməyən istehsal prosesi mühəndisləridir.</w:t>
       </w:r>
     </w:p>
     <w:p>
       <w:pPr>
-        <w:keepNext/>
-        <w:spacing w:before="240" w:after="120"/>
+        <w:pStyle w:val="Heading1"/>
+        <w:widowControl/>
       </w:pPr>
       <w:r>
-        <w:rPr>
-          <w:rFonts w:ascii="Calibri" w:hAnsi="Calibri" w:eastAsia="Calibri"/>
-          <w:b/>
-          <w:i w:val="0"/>
-          <w:color w:val="004E8C"/>
-          <w:sz w:val="28"/>
-        </w:rPr>
-        <w:t>Nə vaxt və necə meydana gəlib</w:t>
+        <w:t>Nə vaxt və necə yaranıb</w:t>
       </w:r>
     </w:p>
     <w:p>
       <w:pPr>
-        <w:spacing w:after="160" w:line="276" w:lineRule="auto"/>
+        <w:widowControl/>
       </w:pPr>
       <w:r>
-        <w:rPr>
-          <w:rFonts w:ascii="Calibri" w:hAnsi="Calibri" w:eastAsia="Calibri"/>
-          <w:b w:val="0"/>
-          <w:i w:val="0"/>
-          <w:sz w:val="22"/>
-        </w:rPr>
-        <w:t>Müharibədən sonrakı elektronika, ardınca kosmik yarış və məişət cihazları daha təmiz, daha incə istehsal üsullarının inkişafını maliyyələşdirdi. Bunun üçün kimya mühəndisliyi, optika və nəhəng sərmayə bir araya gəlməli idi. XX əsrin sonlarında qabaqcıl zavodun tikintisi milyardlarla dollara başa gəlirdi; belə müəssisə ya texnologiyanın ön cərgəsində qalmalı, ya da rəqabətdən çıxmalı idi. İstehsal əvvəlcə Silisium Vadisində, daha sonra Şərqi Asiyada cəmləşdi.</w:t>
+        <w:t>Müharibədən sonrakı elektronika, sonra kosmik yarış və istehlak cihazları daha təmiz və incə istehsalı maliyyələşdirdi. Kimya mühəndisliyi, optika və böyük kapital bir araya gəldi. XX əsrin sonunda qabaqcıl zavod milyardlarla başa gəlirdi və rəqabətdə qalmaq üçün texnoloji ön sıraları saxlamalı idi. Sənaye əvvəl Silisium vadisində, sonralar Şərqi Asiyada cəmləşdi.</w:t>
       </w:r>
     </w:p>
     <w:p>
       <w:pPr>
-        <w:keepNext/>
-        <w:spacing w:before="240" w:after="120"/>
+        <w:pStyle w:val="Heading1"/>
+        <w:widowControl/>
       </w:pPr>
       <w:r>
-        <w:rPr>
-          <w:rFonts w:ascii="Calibri" w:hAnsi="Calibri" w:eastAsia="Calibri"/>
-          <w:b/>
-          <w:i w:val="0"/>
-          <w:color w:val="004E8C"/>
-          <w:sz w:val="28"/>
-        </w:rPr>
-        <w:t>Elmi baxımdan əhəmiyyəti</w:t>
+        <w:t>Elm üçün əhəmiyyəti</w:t>
       </w:r>
     </w:p>
     <w:p>
       <w:pPr>
-        <w:spacing w:after="160" w:line="276" w:lineRule="auto"/>
+        <w:widowControl/>
       </w:pPr>
       <w:r>
-        <w:rPr>
-          <w:rFonts w:ascii="Calibri" w:hAnsi="Calibri" w:eastAsia="Calibri"/>
-          <w:b w:val="0"/>
-          <w:i w:val="0"/>
-          <w:sz w:val="22"/>
-        </w:rPr>
-        <w:t>Bu sahə kvant mexanikasının və materiallar kimyasının praktik tətbiqidir. Enerji zonaları nəzəriyyəsi silisiumun necə açar kimi işləyə bildiyini izah edir. Əvvəllər yalnız qüsur sayılan bəzi kristal pozuntuları sonradan faydalı vasitəyə çevrildi. Yarımkeçirici texnologiyası atom miqyasında nəzarətin yalnız laboratoriya təcrübəsi deyil, sənaye prosesi də ola biləcəyini göstərdi. İstehsal çıxımı — hazırlanan çiplərin nə qədərinin işlək olması — ayrıca elm sahəsinə çevrildi.</w:t>
+        <w:t>Sahə kvant mexanikasının və material kimyasının tətbiqidir. Zona nəzəriyyəsi silisiumun açar kimi necə işləyə bildiyini izah edir. Əvvəllər qüsur sayılan xüsusiyyətlər bəzən vasitəyə çevrilir. Sahə göstərdi ki, atom miqyasında nəzarət təkcə təcrübədə deyil, sənayedə də mümkündür. Yararlı məhsul çıxımı — hazırlanan çiplərin nə qədərinin işləməsi — özlüyündə elmə çevrildi.</w:t>
       </w:r>
     </w:p>
     <w:p>
       <w:pPr>
-        <w:keepNext/>
-        <w:spacing w:before="240" w:after="120"/>
+        <w:pStyle w:val="Heading1"/>
+        <w:widowControl/>
       </w:pPr>
       <w:r>
-        <w:rPr>
-          <w:rFonts w:ascii="Calibri" w:hAnsi="Calibri" w:eastAsia="Calibri"/>
-          <w:b/>
-          <w:i w:val="0"/>
-          <w:color w:val="004E8C"/>
-          <w:sz w:val="28"/>
-        </w:rPr>
-        <w:t>Sonrakı inkişaflara necə təsir göstərib</w:t>
+        <w:t>Sonrakı inkişafa təsiri</w:t>
       </w:r>
     </w:p>
     <w:p>
       <w:pPr>
-        <w:spacing w:after="160" w:line="276" w:lineRule="auto"/>
+        <w:widowControl/>
       </w:pPr>
       <w:r>
-        <w:rPr>
-          <w:rFonts w:ascii="Calibri" w:hAnsi="Calibri" w:eastAsia="Calibri"/>
-          <w:b w:val="0"/>
-          <w:i w:val="0"/>
-          <w:sz w:val="22"/>
-        </w:rPr>
-        <w:t>Günəş fotoelektrik elementləri, LED-lər, elektrik avtomobilləri üçün güc elektronikası və sensorlar eyni material ailəsindən inkişaf etdi. Ekstremal ultrabənövşəyi litoqrafiya daha kiçik tranzistorların hazırlanmasında son dövrün böyük sıçrayışıdır. Silisiumu əvəz və ya tamamlaya biləcək yeni materiallar üzrə tədqiqatlar davam edir. Çip ixracına dair qaydalar indi diplomatik münasibətlərə təsir göstərir. Bu texnologiyanın doğurduğu nəticələr texniki olduğu qədər iqtisadidir.</w:t>
+        <w:t>Günəş fotovoltaikası, işıqsaçan diodlar — LED-lər, elektrik avtomobillərinin güc elektronikası və sensorlar eyni material ailəsindən inkişaf etdi. İfrat ultrabənövşəyi litoqrafiya daha kiçik tranzistorlar üçün yeni mühüm addımdır. Silisiumdan kənar yeni material axtarışı davam edir. Çip ixracı qaydaları indi diplomatiyaya təsir edir. Texnologiyanın nəticələri texniki olduğu qədər iqtisadidir.</w:t>
       </w:r>
     </w:p>
     <w:p>
       <w:pPr>
-        <w:keepNext/>
-        <w:spacing w:before="240" w:after="120"/>
+        <w:pStyle w:val="Heading1"/>
+        <w:widowControl/>
       </w:pPr>
       <w:r>
-        <w:rPr>
-          <w:rFonts w:ascii="Calibri" w:hAnsi="Calibri" w:eastAsia="Calibri"/>
-          <w:b/>
-          <w:i w:val="0"/>
-          <w:color w:val="004E8C"/>
-          <w:sz w:val="28"/>
-        </w:rPr>
         <w:t>İnsan həyatını necə dəyişib</w:t>
       </w:r>
     </w:p>
     <w:p>
       <w:pPr>
-        <w:spacing w:after="160" w:line="276" w:lineRule="auto"/>
+        <w:widowControl/>
       </w:pPr>
       <w:r>
-        <w:rPr>
-          <w:rFonts w:ascii="Calibri" w:hAnsi="Calibri" w:eastAsia="Calibri"/>
-          <w:b w:val="0"/>
-          <w:i w:val="0"/>
-          <w:sz w:val="22"/>
-        </w:rPr>
-        <w:t>Müasir həyatdakı demək olar ki, hər rahatlıq yarımkeçirici zavodlarının səssizcə işləməsinə bağlıdır. İşıq lampalarını LED-lər, fotoaparat lentini sensorlar əvəz etdi, avtomobillər isə təkərli kompüterlərə çevrildi. Çip istehsal edə və ya ala bilməyən cəmiyyətlər rəqəmsal həyatda tam iştirak edə bilmirlər. İnsan tərəqqisi indi əksəriyyətin heç vaxt görməyəcəyi təmiz otaqlara bağlıdır. Bu texnologiyanın hekayəsinin mərkəzində də məhz həmin görünməz asılılıq dayanır.</w:t>
+        <w:t>Demək olar ki, hər müasir rahatlığın arxasında yarımkeçirici zavodlarının mövcudluğu dayanır. Lampalar LED-ə, kameralar sensorlara, avtomobillər kompüterlərə çevrildi. Çip hazırlaya və ya ala bilməyən cəmiyyət rəqəmsal həyata tam qoşula bilmir. İnsan tərəqqisi indi çoxunun heç vaxt görməyəcəyi təmiz otaqlara bağlıdır. Bu gizli asılılıq texnologiyanın əsas hekayəsidir.</w:t>
       </w:r>
     </w:p>
     <w:p>
       <w:pPr>
-        <w:keepNext/>
-        <w:spacing w:before="240" w:after="120"/>
+        <w:pStyle w:val="Heading1"/>
+        <w:widowControl/>
       </w:pPr>
       <w:r>
-        <w:rPr>
-          <w:rFonts w:ascii="Calibri" w:hAnsi="Calibri" w:eastAsia="Calibri"/>
-          <w:b/>
-          <w:i w:val="0"/>
-          <w:color w:val="004E8C"/>
-          <w:sz w:val="28"/>
-        </w:rPr>
         <w:t>Mənbələr və istinadlar</w:t>
       </w:r>
     </w:p>
     <w:p>
       <w:pPr>
-        <w:keepNext/>
-        <w:spacing w:before="240" w:after="120"/>
+        <w:pStyle w:val="Heading2"/>
+        <w:widowControl/>
       </w:pPr>
       <w:r>
         <w:rPr>
-          <w:rFonts w:ascii="Calibri" w:hAnsi="Calibri" w:eastAsia="Calibri"/>
-          <w:b/>
-          <w:i w:val="0"/>
-          <w:color w:val="004E8C"/>
-          <w:sz w:val="24"/>
+          <w:sz w:val="20"/>
         </w:rPr>
-        <w:t>A. Kitablar və əsas elmi əsərlər</w:t>
+        <w:t>A Kitablar və əsas elmi əsərlər</w:t>
       </w:r>
     </w:p>
     <w:p>
       <w:pPr>
-        <w:spacing w:after="80"/>
-        <w:ind w:left="360"/>
+        <w:widowControl/>
       </w:pPr>
       <w:r>
         <w:rPr>
-          <w:rFonts w:ascii="Calibri" w:hAnsi="Calibri" w:eastAsia="Calibri"/>
-          <w:b w:val="0"/>
-          <w:i w:val="0"/>
-          <w:sz w:val="22"/>
+          <w:sz w:val="20"/>
         </w:rPr>
         <w:t>1. Miller, Chris. Chip War. New York: Scribner, 2022.</w:t>
       </w:r>
     </w:p>
     <w:p>
       <w:pPr>
-        <w:spacing w:after="80"/>
-        <w:ind w:left="360"/>
+        <w:widowControl/>
       </w:pPr>
       <w:r>
         <w:rPr>
-          <w:rFonts w:ascii="Calibri" w:hAnsi="Calibri" w:eastAsia="Calibri"/>
-          <w:b w:val="0"/>
-          <w:i w:val="0"/>
-          <w:sz w:val="22"/>
+          <w:sz w:val="20"/>
         </w:rPr>
         <w:t>2. Winchester, Simon. The Perfectionists. New York: HarperCollins, 2018.</w:t>
       </w:r>
     </w:p>
     <w:p>
       <w:pPr>
-        <w:keepNext/>
-        <w:spacing w:before="240" w:after="120"/>
+        <w:pStyle w:val="Heading2"/>
+        <w:widowControl/>
       </w:pPr>
       <w:r>
         <w:rPr>
-          <w:rFonts w:ascii="Calibri" w:hAnsi="Calibri" w:eastAsia="Calibri"/>
-          <w:b/>
-          <w:i w:val="0"/>
-          <w:color w:val="004E8C"/>
-          <w:sz w:val="24"/>
+          <w:sz w:val="20"/>
         </w:rPr>
-        <w:t>C. Təşkilatların materialları və ensiklopedik mənbələr</w:t>
+        <w:t>C Qurumların materialları və ensiklopedik mənbələr</w:t>
       </w:r>
     </w:p>
     <w:p>
       <w:pPr>
-        <w:spacing w:after="80"/>
-        <w:ind w:left="360"/>
+        <w:widowControl/>
       </w:pPr>
       <w:r>
         <w:rPr>
-          <w:rFonts w:ascii="Calibri" w:hAnsi="Calibri" w:eastAsia="Calibri"/>
-          <w:b w:val="0"/>
-          <w:i w:val="0"/>
-          <w:sz w:val="22"/>
+          <w:sz w:val="20"/>
         </w:rPr>
-        <w:t>1. ASML. Litoqrafiya texnologiyasına ümumi baxış.</w:t>
-      </w:r>
-      <w:r>
-        <w:rPr>
-          <w:rFonts w:ascii="Calibri" w:hAnsi="Calibri" w:eastAsia="Calibri"/>
-          <w:b w:val="0"/>
-          <w:i w:val="0"/>
-          <w:sz w:val="22"/>
-        </w:rPr>
-        <w:t xml:space="preserve"> </w:t>
+        <w:t xml:space="preserve">1. ASML. Lithography technology overview. </w:t>
       </w:r>
       <w:hyperlink r:id="rId9">
         <w:r>
           <w:rPr>
-            <w:rFonts w:ascii="Calibri" w:hAnsi="Calibri" w:eastAsia="Calibri"/>
-            <w:b w:val="0"/>
-            <w:i w:val="0"/>
-            <w:sz w:val="22"/>
-            <w:color w:val="0563C1"/>
-            <w:u w:val="single"/>
+            <w:sz w:val="20"/>
           </w:rPr>
           <w:t>https://www.asml.com/en/technology</w:t>
         </w:r>
       </w:hyperlink>
+      <w:r>
+        <w:rPr>
+          <w:sz w:val="20"/>
+        </w:rPr>
+      </w:r>
     </w:p>
     <w:p>
       <w:pPr>
-        <w:spacing w:after="80"/>
-        <w:ind w:left="360"/>
+        <w:widowControl/>
       </w:pPr>
       <w:r>
         <w:rPr>
-          <w:rFonts w:ascii="Calibri" w:hAnsi="Calibri" w:eastAsia="Calibri"/>
-          <w:b w:val="0"/>
-          <w:i w:val="0"/>
-          <w:sz w:val="22"/>
+          <w:sz w:val="20"/>
         </w:rPr>
-        <w:t>2. Encyclopaedia Britannica. “Semiconductor” (“Yarımkeçirici”).</w:t>
-      </w:r>
-      <w:r>
-        <w:rPr>
-          <w:rFonts w:ascii="Calibri" w:hAnsi="Calibri" w:eastAsia="Calibri"/>
-          <w:b w:val="0"/>
-          <w:i w:val="0"/>
-          <w:sz w:val="22"/>
-        </w:rPr>
-        <w:t xml:space="preserve"> </w:t>
+        <w:t xml:space="preserve">2. Encyclopaedia Britannica. 'Semiconductor.' </w:t>
       </w:r>
       <w:hyperlink r:id="rId10">
         <w:r>
           <w:rPr>
-            <w:rFonts w:ascii="Calibri" w:hAnsi="Calibri" w:eastAsia="Calibri"/>
-            <w:b w:val="0"/>
-            <w:i w:val="0"/>
-            <w:sz w:val="22"/>
-            <w:color w:val="0563C1"/>
-            <w:u w:val="single"/>
+            <w:sz w:val="20"/>
           </w:rPr>
           <w:t>https://www.britannica.com/science/semiconductor</w:t>
         </w:r>
       </w:hyperlink>
-    </w:p>
-    <w:p>
-      <w:pPr>
-        <w:keepNext/>
-        <w:spacing w:before="240" w:after="120"/>
-      </w:pPr>
       <w:r>
         <w:rPr>
-          <w:rFonts w:ascii="Calibri" w:hAnsi="Calibri" w:eastAsia="Calibri"/>
-          <w:b/>
-          <w:i w:val="0"/>
-          <w:color w:val="004E8C"/>
-          <w:sz w:val="24"/>
+          <w:sz w:val="20"/>
         </w:rPr>
-        <w:t>D. Muzey, arxiv və kitabxana materialları</w:t>
       </w:r>
     </w:p>
     <w:p>
       <w:pPr>
-        <w:spacing w:after="80"/>
-        <w:ind w:left="360"/>
+        <w:pStyle w:val="Heading2"/>
+        <w:widowControl/>
       </w:pPr>
       <w:r>
         <w:rPr>
-          <w:rFonts w:ascii="Calibri" w:hAnsi="Calibri" w:eastAsia="Calibri"/>
-          <w:b w:val="0"/>
-          <w:i w:val="0"/>
-          <w:sz w:val="22"/>
+          <w:sz w:val="20"/>
         </w:rPr>
-        <w:t>1. Computer History Museum. Yarımkeçirici istehsalının tarixi.</w:t>
+        <w:t>D Muzey arxiv və kitabxana materialları</w:t>
       </w:r>
+    </w:p>
+    <w:p>
+      <w:pPr>
+        <w:widowControl/>
+      </w:pPr>
       <w:r>
         <w:rPr>
-          <w:rFonts w:ascii="Calibri" w:hAnsi="Calibri" w:eastAsia="Calibri"/>
-          <w:b w:val="0"/>
-          <w:i w:val="0"/>
-          <w:sz w:val="22"/>
+          <w:sz w:val="20"/>
         </w:rPr>
-        <w:t xml:space="preserve"> </w:t>
+        <w:t xml:space="preserve">1. Computer History Museum. Semiconductor manufacturing history. </w:t>
       </w:r>
       <w:hyperlink r:id="rId11">
         <w:r>
           <w:rPr>
-            <w:rFonts w:ascii="Calibri" w:hAnsi="Calibri" w:eastAsia="Calibri"/>
-            <w:b w:val="0"/>
-            <w:i w:val="0"/>
-            <w:sz w:val="22"/>
-            <w:color w:val="0563C1"/>
-            <w:u w:val="single"/>
+            <w:sz w:val="20"/>
           </w:rPr>
           <w:t>https://www.computerhistory.org/siliconengine/</w:t>
         </w:r>
       </w:hyperlink>
-    </w:p>
-    <w:p>
-      <w:pPr>
-        <w:keepNext/>
-        <w:spacing w:before="240" w:after="120"/>
-      </w:pPr>
       <w:r>
         <w:rPr>
-          <w:rFonts w:ascii="Calibri" w:hAnsi="Calibri" w:eastAsia="Calibri"/>
-          <w:b/>
-          <w:i w:val="0"/>
-          <w:color w:val="004E8C"/>
-          <w:sz w:val="24"/>
+          <w:sz w:val="20"/>
         </w:rPr>
-        <w:t>J. Mətbuat, populyar elmi və ümumi məlumat mənbələri</w:t>
       </w:r>
     </w:p>
     <w:p>
       <w:pPr>
-        <w:spacing w:after="80"/>
-        <w:ind w:left="360"/>
+        <w:pStyle w:val="Heading2"/>
+        <w:widowControl/>
       </w:pPr>
       <w:r>
         <w:rPr>
-          <w:rFonts w:ascii="Calibri" w:hAnsi="Calibri" w:eastAsia="Calibri"/>
-          <w:b w:val="0"/>
-          <w:i w:val="0"/>
-          <w:sz w:val="22"/>
+          <w:sz w:val="20"/>
         </w:rPr>
-        <w:t>1. Council on Foreign Relations. Çip geosiyasəti haqqında Chris Miller ilə söhbət.</w:t>
+        <w:t>J Mətbuat elmi kütləvi nəşrlər və ümumi mənbələr</w:t>
       </w:r>
+    </w:p>
+    <w:p>
+      <w:pPr>
+        <w:widowControl/>
+      </w:pPr>
       <w:r>
         <w:rPr>
-          <w:rFonts w:ascii="Calibri" w:hAnsi="Calibri" w:eastAsia="Calibri"/>
-          <w:b w:val="0"/>
-          <w:i w:val="0"/>
-          <w:sz w:val="22"/>
+          <w:sz w:val="20"/>
         </w:rPr>
-        <w:t xml:space="preserve"> </w:t>
+        <w:t xml:space="preserve">1. Council on Foreign Relations. Conversation with Chris Miller on chip geopolitics. </w:t>
       </w:r>
       <w:hyperlink r:id="rId12">
         <w:r>
           <w:rPr>
-            <w:rFonts w:ascii="Calibri" w:hAnsi="Calibri" w:eastAsia="Calibri"/>
-            <w:b w:val="0"/>
-            <w:i w:val="0"/>
-            <w:sz w:val="22"/>
-            <w:color w:val="0563C1"/>
-            <w:u w:val="single"/>
+            <w:sz w:val="20"/>
           </w:rPr>
           <w:t>https://www.cfr.org/articles/war-over-worlds-most-critical-technology-conversation-chris-miller</w:t>
         </w:r>
       </w:hyperlink>
+      <w:r>
+        <w:rPr>
+          <w:sz w:val="20"/>
+        </w:rPr>
+      </w:r>
     </w:p>
     <w:sectPr>
-      <w:pgSz w:w="12240" w:h="15840"/>
-      <w:pgMar w:top="1296" w:right="1440" w:bottom="1296" w:left="1440" w:header="720" w:footer="720" w:gutter="0"/>
+      <w:footerReference w:type="default" r:id="rId13"/>
+      <w:pgSz w:w="11906" w:h="16838"/>
+      <w:pgMar w:top="1020" w:right="1134" w:bottom="1020" w:left="1134" w:header="720" w:footer="720" w:gutter="0"/>
       <w:cols w:space="720"/>
       <w:docGrid w:linePitch="360"/>
     </w:sectPr>
   </w:body>
 </w:document>
+</file>
+
+<file path=word/footer1.xml><?xml version="1.0" encoding="utf-8"?>
+<w:ftr xmlns:m="http://schemas.openxmlformats.org/officeDocument/2006/math" xmlns:mc="http://schemas.openxmlformats.org/markup-compatibility/2006" xmlns:mo="http://schemas.microsoft.com/office/mac/office/2008/main" xmlns:mv="urn:schemas-microsoft-com:mac:vml" xmlns:o="urn:schemas-microsoft-com:office:office" xmlns:r="http://schemas.openxmlformats.org/officeDocument/2006/relationships" xmlns:v="urn:schemas-microsoft-com:vml" xmlns:w10="urn:schemas-microsoft-com:office:word" xmlns:w14="http://schemas.microsoft.com/office/word/2010/wordml" xmlns:w="http://schemas.openxmlformats.org/wordprocessingml/2006/main" xmlns:wne="http://schemas.microsoft.com/office/word/2006/wordml" xmlns:wp14="http://schemas.microsoft.com/office/word/2010/wordprocessingDrawing" xmlns:wp="http://schemas.openxmlformats.org/drawingml/2006/wordprocessingDrawing" xmlns:wpc="http://schemas.microsoft.com/office/word/2010/wordprocessingCanvas" xmlns:wpg="http://schemas.microsoft.com/office/word/2010/wordprocessingGroup" xmlns:wpi="http://schemas.microsoft.com/office/word/2010/wordprocessingInk" xmlns:wps="http://schemas.microsoft.com/office/word/2010/wordprocessingShape" mc:Ignorable="w14 wp14">
+  <w:p>
+    <w:pPr>
+      <w:pStyle w:val="Footer"/>
+      <w:jc w:val="right"/>
+    </w:pPr>
+    <w:fldSimple w:instr="PAGE"/>
+  </w:p>
+</w:ftr>
 </file>
 
 <file path=word/numbering.xml><?xml version="1.0" encoding="utf-8"?>
@@ -803,7 +605,7 @@
   <w:docDefaults>
     <w:rPrDefault>
       <w:rPr>
-        <w:rFonts w:asciiTheme="minorHAnsi" w:eastAsiaTheme="minorEastAsia" w:hAnsiTheme="minorHAnsi" w:cstheme="minorBidi"/>
+        <w:rFonts/>
         <w:sz w:val="22"/>
         <w:szCs w:val="22"/>
         <w:lang w:val="en-US" w:eastAsia="en-US" w:bidi="ar-SA"/>
@@ -958,6 +760,15 @@
     <w:name w:val="Normal"/>
     <w:qFormat/>
     <w:rsid w:val="00FC693F"/>
+    <w:pPr>
+      <w:spacing w:after="120" w:line="259" w:lineRule="auto"/>
+    </w:pPr>
+    <w:rPr>
+      <w:rFonts w:ascii="Times New Roman" w:hAnsi="Times New Roman"/>
+      <w:color w:val="000000"/>
+      <w:sz w:val="24"/>
+      <w:lang w:val="az-Latn-AZ"/>
+    </w:rPr>
   </w:style>
   <w:style w:type="paragraph" w:styleId="Header">
     <w:name w:val="header"/>
@@ -1014,16 +825,17 @@
     <w:pPr>
       <w:keepNext/>
       <w:keepLines/>
-      <w:spacing w:before="480" w:after="0"/>
+      <w:spacing w:before="480" w:after="120" w:line="259" w:lineRule="auto"/>
       <w:outlineLvl w:val="0"/>
     </w:pPr>
     <w:rPr>
-      <w:rFonts w:asciiTheme="majorHAnsi" w:eastAsiaTheme="majorEastAsia" w:hAnsiTheme="majorHAnsi" w:cstheme="majorBidi"/>
+      <w:rFonts w:ascii="Times New Roman" w:hAnsi="Times New Roman"/>
       <w:b/>
       <w:bCs/>
-      <w:color w:val="365F91" w:themeColor="accent1" w:themeShade="BF"/>
-      <w:sz w:val="28"/>
+      <w:color w:val="000000"/>
+      <w:sz w:val="26"/>
       <w:szCs w:val="28"/>
+      <w:lang w:val="az-Latn-AZ"/>
     </w:rPr>
   </w:style>
   <w:style w:type="paragraph" w:styleId="Heading2">
@@ -1038,16 +850,17 @@
     <w:pPr>
       <w:keepNext/>
       <w:keepLines/>
-      <w:spacing w:before="200" w:after="0"/>
+      <w:spacing w:before="200" w:after="120" w:line="259" w:lineRule="auto"/>
       <w:outlineLvl w:val="1"/>
     </w:pPr>
     <w:rPr>
-      <w:rFonts w:asciiTheme="majorHAnsi" w:eastAsiaTheme="majorEastAsia" w:hAnsiTheme="majorHAnsi" w:cstheme="majorBidi"/>
+      <w:rFonts w:ascii="Times New Roman" w:hAnsi="Times New Roman"/>
       <w:b/>
       <w:bCs/>
-      <w:color w:val="4F81BD" w:themeColor="accent1"/>
+      <w:color w:val="000000"/>
       <w:sz w:val="26"/>
       <w:szCs w:val="26"/>
+      <w:lang w:val="az-Latn-AZ"/>
     </w:rPr>
   </w:style>
   <w:style w:type="paragraph" w:styleId="Heading3">
@@ -1066,7 +879,7 @@
       <w:outlineLvl w:val="2"/>
     </w:pPr>
     <w:rPr>
-      <w:rFonts w:asciiTheme="majorHAnsi" w:eastAsiaTheme="majorEastAsia" w:hAnsiTheme="majorHAnsi" w:cstheme="majorBidi"/>
+      <w:rFonts/>
       <w:b/>
       <w:bCs/>
       <w:color w:val="4F81BD" w:themeColor="accent1"/>
@@ -1089,7 +902,7 @@
       <w:outlineLvl w:val="3"/>
     </w:pPr>
     <w:rPr>
-      <w:rFonts w:asciiTheme="majorHAnsi" w:eastAsiaTheme="majorEastAsia" w:hAnsiTheme="majorHAnsi" w:cstheme="majorBidi"/>
+      <w:rFonts/>
       <w:b/>
       <w:bCs/>
       <w:i/>
@@ -1114,7 +927,7 @@
       <w:outlineLvl w:val="4"/>
     </w:pPr>
     <w:rPr>
-      <w:rFonts w:asciiTheme="majorHAnsi" w:eastAsiaTheme="majorEastAsia" w:hAnsiTheme="majorHAnsi" w:cstheme="majorBidi"/>
+      <w:rFonts/>
       <w:color w:val="243F60" w:themeColor="accent1" w:themeShade="7F"/>
     </w:rPr>
   </w:style>
@@ -1135,7 +948,7 @@
       <w:outlineLvl w:val="5"/>
     </w:pPr>
     <w:rPr>
-      <w:rFonts w:asciiTheme="majorHAnsi" w:eastAsiaTheme="majorEastAsia" w:hAnsiTheme="majorHAnsi" w:cstheme="majorBidi"/>
+      <w:rFonts/>
       <w:i/>
       <w:iCs/>
       <w:color w:val="243F60" w:themeColor="accent1" w:themeShade="7F"/>
@@ -1158,7 +971,7 @@
       <w:outlineLvl w:val="6"/>
     </w:pPr>
     <w:rPr>
-      <w:rFonts w:asciiTheme="majorHAnsi" w:eastAsiaTheme="majorEastAsia" w:hAnsiTheme="majorHAnsi" w:cstheme="majorBidi"/>
+      <w:rFonts/>
       <w:i/>
       <w:iCs/>
       <w:color w:val="404040" w:themeColor="text1" w:themeTint="BF"/>
@@ -1181,7 +994,7 @@
       <w:outlineLvl w:val="7"/>
     </w:pPr>
     <w:rPr>
-      <w:rFonts w:asciiTheme="majorHAnsi" w:eastAsiaTheme="majorEastAsia" w:hAnsiTheme="majorHAnsi" w:cstheme="majorBidi"/>
+      <w:rFonts/>
       <w:color w:val="4F81BD" w:themeColor="accent1"/>
       <w:sz w:val="20"/>
       <w:szCs w:val="20"/>
@@ -1204,7 +1017,7 @@
       <w:outlineLvl w:val="8"/>
     </w:pPr>
     <w:rPr>
-      <w:rFonts w:asciiTheme="majorHAnsi" w:eastAsiaTheme="majorEastAsia" w:hAnsiTheme="majorHAnsi" w:cstheme="majorBidi"/>
+      <w:rFonts/>
       <w:i/>
       <w:iCs/>
       <w:color w:val="404040" w:themeColor="text1" w:themeTint="BF"/>
@@ -1255,7 +1068,7 @@
     <w:uiPriority w:val="9"/>
     <w:rsid w:val="00FC693F"/>
     <w:rPr>
-      <w:rFonts w:asciiTheme="majorHAnsi" w:eastAsiaTheme="majorEastAsia" w:hAnsiTheme="majorHAnsi" w:cstheme="majorBidi"/>
+      <w:rFonts/>
       <w:b/>
       <w:bCs/>
       <w:color w:val="365F91" w:themeColor="accent1" w:themeShade="BF"/>
@@ -1270,7 +1083,7 @@
     <w:uiPriority w:val="9"/>
     <w:rsid w:val="00FC693F"/>
     <w:rPr>
-      <w:rFonts w:asciiTheme="majorHAnsi" w:eastAsiaTheme="majorEastAsia" w:hAnsiTheme="majorHAnsi" w:cstheme="majorBidi"/>
+      <w:rFonts/>
       <w:b/>
       <w:bCs/>
       <w:color w:val="4F81BD" w:themeColor="accent1"/>
@@ -1285,7 +1098,7 @@
     <w:uiPriority w:val="9"/>
     <w:rsid w:val="00FC693F"/>
     <w:rPr>
-      <w:rFonts w:asciiTheme="majorHAnsi" w:eastAsiaTheme="majorEastAsia" w:hAnsiTheme="majorHAnsi" w:cstheme="majorBidi"/>
+      <w:rFonts/>
       <w:b/>
       <w:bCs/>
       <w:color w:val="4F81BD" w:themeColor="accent1"/>
@@ -1300,19 +1113,17 @@
     <w:qFormat/>
     <w:rsid w:val="00FC693F"/>
     <w:pPr>
-      <w:pBdr>
-        <w:bottom w:val="single" w:sz="8" w:space="4" w:color="4F81BD" w:themeColor="accent1"/>
-      </w:pBdr>
-      <w:spacing w:after="300" w:line="240" w:lineRule="auto"/>
+      <w:spacing w:after="120" w:line="259" w:lineRule="auto"/>
       <w:contextualSpacing/>
     </w:pPr>
     <w:rPr>
-      <w:rFonts w:asciiTheme="majorHAnsi" w:eastAsiaTheme="majorEastAsia" w:hAnsiTheme="majorHAnsi" w:cstheme="majorBidi"/>
-      <w:color w:val="17365D" w:themeColor="text2" w:themeShade="BF"/>
+      <w:rFonts w:ascii="Times New Roman" w:hAnsi="Times New Roman"/>
+      <w:color w:val="000000"/>
       <w:spacing w:val="5"/>
       <w:kern w:val="28"/>
-      <w:sz w:val="52"/>
+      <w:sz w:val="40"/>
       <w:szCs w:val="52"/>
+      <w:lang w:val="az-Latn-AZ"/>
     </w:rPr>
   </w:style>
   <w:style w:type="character" w:customStyle="1" w:styleId="TitleChar">
@@ -1322,7 +1133,7 @@
     <w:uiPriority w:val="10"/>
     <w:rsid w:val="00FC693F"/>
     <w:rPr>
-      <w:rFonts w:asciiTheme="majorHAnsi" w:eastAsiaTheme="majorEastAsia" w:hAnsiTheme="majorHAnsi" w:cstheme="majorBidi"/>
+      <w:rFonts/>
       <w:color w:val="17365D" w:themeColor="text2" w:themeShade="BF"/>
       <w:spacing w:val="5"/>
       <w:kern w:val="28"/>
@@ -1344,7 +1155,7 @@
       </w:numPr>
     </w:pPr>
     <w:rPr>
-      <w:rFonts w:asciiTheme="majorHAnsi" w:eastAsiaTheme="majorEastAsia" w:hAnsiTheme="majorHAnsi" w:cstheme="majorBidi"/>
+      <w:rFonts/>
       <w:i/>
       <w:iCs/>
       <w:color w:val="4F81BD" w:themeColor="accent1"/>
@@ -1360,7 +1171,7 @@
     <w:uiPriority w:val="11"/>
     <w:rsid w:val="00FC693F"/>
     <w:rPr>
-      <w:rFonts w:asciiTheme="majorHAnsi" w:eastAsiaTheme="majorEastAsia" w:hAnsiTheme="majorHAnsi" w:cstheme="majorBidi"/>
+      <w:rFonts/>
       <w:i/>
       <w:iCs/>
       <w:color w:val="4F81BD" w:themeColor="accent1"/>
@@ -1485,8 +1296,15 @@
       <w:numPr>
         <w:numId w:val="1"/>
       </w:numPr>
+      <w:spacing w:after="120" w:line="259" w:lineRule="auto"/>
       <w:contextualSpacing/>
     </w:pPr>
+    <w:rPr>
+      <w:rFonts w:ascii="Times New Roman" w:hAnsi="Times New Roman"/>
+      <w:color w:val="000000"/>
+      <w:sz w:val="24"/>
+      <w:lang w:val="az-Latn-AZ"/>
+    </w:rPr>
   </w:style>
   <w:style w:type="paragraph" w:styleId="ListBullet2">
     <w:name w:val="List Bullet 2"/>
@@ -1658,7 +1476,7 @@
     <w:semiHidden/>
     <w:rsid w:val="00FC693F"/>
     <w:rPr>
-      <w:rFonts w:asciiTheme="majorHAnsi" w:eastAsiaTheme="majorEastAsia" w:hAnsiTheme="majorHAnsi" w:cstheme="majorBidi"/>
+      <w:rFonts/>
       <w:b/>
       <w:bCs/>
       <w:i/>
@@ -1674,7 +1492,7 @@
     <w:semiHidden/>
     <w:rsid w:val="00FC693F"/>
     <w:rPr>
-      <w:rFonts w:asciiTheme="majorHAnsi" w:eastAsiaTheme="majorEastAsia" w:hAnsiTheme="majorHAnsi" w:cstheme="majorBidi"/>
+      <w:rFonts/>
       <w:color w:val="243F60" w:themeColor="accent1" w:themeShade="7F"/>
     </w:rPr>
   </w:style>
@@ -1686,7 +1504,7 @@
     <w:semiHidden/>
     <w:rsid w:val="00FC693F"/>
     <w:rPr>
-      <w:rFonts w:asciiTheme="majorHAnsi" w:eastAsiaTheme="majorEastAsia" w:hAnsiTheme="majorHAnsi" w:cstheme="majorBidi"/>
+      <w:rFonts/>
       <w:i/>
       <w:iCs/>
       <w:color w:val="243F60" w:themeColor="accent1" w:themeShade="7F"/>
@@ -1700,7 +1518,7 @@
     <w:semiHidden/>
     <w:rsid w:val="00FC693F"/>
     <w:rPr>
-      <w:rFonts w:asciiTheme="majorHAnsi" w:eastAsiaTheme="majorEastAsia" w:hAnsiTheme="majorHAnsi" w:cstheme="majorBidi"/>
+      <w:rFonts/>
       <w:i/>
       <w:iCs/>
       <w:color w:val="404040" w:themeColor="text1" w:themeTint="BF"/>
@@ -1714,7 +1532,7 @@
     <w:semiHidden/>
     <w:rsid w:val="00FC693F"/>
     <w:rPr>
-      <w:rFonts w:asciiTheme="majorHAnsi" w:eastAsiaTheme="majorEastAsia" w:hAnsiTheme="majorHAnsi" w:cstheme="majorBidi"/>
+      <w:rFonts/>
       <w:color w:val="4F81BD" w:themeColor="accent1"/>
       <w:sz w:val="20"/>
       <w:szCs w:val="20"/>
@@ -1728,7 +1546,7 @@
     <w:semiHidden/>
     <w:rsid w:val="00FC693F"/>
     <w:rPr>
-      <w:rFonts w:asciiTheme="majorHAnsi" w:eastAsiaTheme="majorEastAsia" w:hAnsiTheme="majorHAnsi" w:cstheme="majorBidi"/>
+      <w:rFonts/>
       <w:i/>
       <w:iCs/>
       <w:color w:val="404040" w:themeColor="text1" w:themeTint="BF"/>
@@ -1787,9 +1605,6 @@
     <w:qFormat/>
     <w:rsid w:val="00FC693F"/>
     <w:pPr>
-      <w:pBdr>
-        <w:bottom w:val="single" w:sz="4" w:space="4" w:color="4F81BD" w:themeColor="accent1"/>
-      </w:pBdr>
       <w:spacing w:before="200" w:after="280"/>
       <w:ind w:left="936" w:right="936"/>
     </w:pPr>
@@ -3317,7 +3132,7 @@
         <w:spacing w:before="0" w:after="0" w:line="240" w:lineRule="auto"/>
       </w:pPr>
       <w:rPr>
-        <w:rFonts w:asciiTheme="majorHAnsi" w:eastAsiaTheme="majorEastAsia" w:hAnsiTheme="majorHAnsi" w:cstheme="majorBidi"/>
+        <w:rFonts/>
         <w:b/>
         <w:bCs/>
       </w:rPr>
@@ -3338,7 +3153,7 @@
         <w:spacing w:before="0" w:after="0" w:line="240" w:lineRule="auto"/>
       </w:pPr>
       <w:rPr>
-        <w:rFonts w:asciiTheme="majorHAnsi" w:eastAsiaTheme="majorEastAsia" w:hAnsiTheme="majorHAnsi" w:cstheme="majorBidi"/>
+        <w:rFonts/>
         <w:b/>
         <w:bCs/>
       </w:rPr>
@@ -3356,14 +3171,14 @@
     </w:tblStylePr>
     <w:tblStylePr w:type="firstCol">
       <w:rPr>
-        <w:rFonts w:asciiTheme="majorHAnsi" w:eastAsiaTheme="majorEastAsia" w:hAnsiTheme="majorHAnsi" w:cstheme="majorBidi"/>
+        <w:rFonts/>
         <w:b/>
         <w:bCs/>
       </w:rPr>
     </w:tblStylePr>
     <w:tblStylePr w:type="lastCol">
       <w:rPr>
-        <w:rFonts w:asciiTheme="majorHAnsi" w:eastAsiaTheme="majorEastAsia" w:hAnsiTheme="majorHAnsi" w:cstheme="majorBidi"/>
+        <w:rFonts/>
         <w:b/>
         <w:bCs/>
       </w:rPr>
@@ -3447,7 +3262,7 @@
         <w:spacing w:before="0" w:after="0" w:line="240" w:lineRule="auto"/>
       </w:pPr>
       <w:rPr>
-        <w:rFonts w:asciiTheme="majorHAnsi" w:eastAsiaTheme="majorEastAsia" w:hAnsiTheme="majorHAnsi" w:cstheme="majorBidi"/>
+        <w:rFonts/>
         <w:b/>
         <w:bCs/>
       </w:rPr>
@@ -3468,7 +3283,7 @@
         <w:spacing w:before="0" w:after="0" w:line="240" w:lineRule="auto"/>
       </w:pPr>
       <w:rPr>
-        <w:rFonts w:asciiTheme="majorHAnsi" w:eastAsiaTheme="majorEastAsia" w:hAnsiTheme="majorHAnsi" w:cstheme="majorBidi"/>
+        <w:rFonts/>
         <w:b/>
         <w:bCs/>
       </w:rPr>
@@ -3486,14 +3301,14 @@
     </w:tblStylePr>
     <w:tblStylePr w:type="firstCol">
       <w:rPr>
-        <w:rFonts w:asciiTheme="majorHAnsi" w:eastAsiaTheme="majorEastAsia" w:hAnsiTheme="majorHAnsi" w:cstheme="majorBidi"/>
+        <w:rFonts/>
         <w:b/>
         <w:bCs/>
       </w:rPr>
     </w:tblStylePr>
     <w:tblStylePr w:type="lastCol">
       <w:rPr>
-        <w:rFonts w:asciiTheme="majorHAnsi" w:eastAsiaTheme="majorEastAsia" w:hAnsiTheme="majorHAnsi" w:cstheme="majorBidi"/>
+        <w:rFonts/>
         <w:b/>
         <w:bCs/>
       </w:rPr>
@@ -3577,7 +3392,7 @@
         <w:spacing w:before="0" w:after="0" w:line="240" w:lineRule="auto"/>
       </w:pPr>
       <w:rPr>
-        <w:rFonts w:asciiTheme="majorHAnsi" w:eastAsiaTheme="majorEastAsia" w:hAnsiTheme="majorHAnsi" w:cstheme="majorBidi"/>
+        <w:rFonts/>
         <w:b/>
         <w:bCs/>
       </w:rPr>
@@ -3598,7 +3413,7 @@
         <w:spacing w:before="0" w:after="0" w:line="240" w:lineRule="auto"/>
       </w:pPr>
       <w:rPr>
-        <w:rFonts w:asciiTheme="majorHAnsi" w:eastAsiaTheme="majorEastAsia" w:hAnsiTheme="majorHAnsi" w:cstheme="majorBidi"/>
+        <w:rFonts/>
         <w:b/>
         <w:bCs/>
       </w:rPr>
@@ -3616,14 +3431,14 @@
     </w:tblStylePr>
     <w:tblStylePr w:type="firstCol">
       <w:rPr>
-        <w:rFonts w:asciiTheme="majorHAnsi" w:eastAsiaTheme="majorEastAsia" w:hAnsiTheme="majorHAnsi" w:cstheme="majorBidi"/>
+        <w:rFonts/>
         <w:b/>
         <w:bCs/>
       </w:rPr>
     </w:tblStylePr>
     <w:tblStylePr w:type="lastCol">
       <w:rPr>
-        <w:rFonts w:asciiTheme="majorHAnsi" w:eastAsiaTheme="majorEastAsia" w:hAnsiTheme="majorHAnsi" w:cstheme="majorBidi"/>
+        <w:rFonts/>
         <w:b/>
         <w:bCs/>
       </w:rPr>
@@ -3707,7 +3522,7 @@
         <w:spacing w:before="0" w:after="0" w:line="240" w:lineRule="auto"/>
       </w:pPr>
       <w:rPr>
-        <w:rFonts w:asciiTheme="majorHAnsi" w:eastAsiaTheme="majorEastAsia" w:hAnsiTheme="majorHAnsi" w:cstheme="majorBidi"/>
+        <w:rFonts/>
         <w:b/>
         <w:bCs/>
       </w:rPr>
@@ -3728,7 +3543,7 @@
         <w:spacing w:before="0" w:after="0" w:line="240" w:lineRule="auto"/>
       </w:pPr>
       <w:rPr>
-        <w:rFonts w:asciiTheme="majorHAnsi" w:eastAsiaTheme="majorEastAsia" w:hAnsiTheme="majorHAnsi" w:cstheme="majorBidi"/>
+        <w:rFonts/>
         <w:b/>
         <w:bCs/>
       </w:rPr>
@@ -3746,14 +3561,14 @@
     </w:tblStylePr>
     <w:tblStylePr w:type="firstCol">
       <w:rPr>
-        <w:rFonts w:asciiTheme="majorHAnsi" w:eastAsiaTheme="majorEastAsia" w:hAnsiTheme="majorHAnsi" w:cstheme="majorBidi"/>
+        <w:rFonts/>
         <w:b/>
         <w:bCs/>
       </w:rPr>
     </w:tblStylePr>
     <w:tblStylePr w:type="lastCol">
       <w:rPr>
-        <w:rFonts w:asciiTheme="majorHAnsi" w:eastAsiaTheme="majorEastAsia" w:hAnsiTheme="majorHAnsi" w:cstheme="majorBidi"/>
+        <w:rFonts/>
         <w:b/>
         <w:bCs/>
       </w:rPr>
@@ -3837,7 +3652,7 @@
         <w:spacing w:before="0" w:after="0" w:line="240" w:lineRule="auto"/>
       </w:pPr>
       <w:rPr>
-        <w:rFonts w:asciiTheme="majorHAnsi" w:eastAsiaTheme="majorEastAsia" w:hAnsiTheme="majorHAnsi" w:cstheme="majorBidi"/>
+        <w:rFonts/>
         <w:b/>
         <w:bCs/>
       </w:rPr>
@@ -3858,7 +3673,7 @@
         <w:spacing w:before="0" w:after="0" w:line="240" w:lineRule="auto"/>
       </w:pPr>
       <w:rPr>
-        <w:rFonts w:asciiTheme="majorHAnsi" w:eastAsiaTheme="majorEastAsia" w:hAnsiTheme="majorHAnsi" w:cstheme="majorBidi"/>
+        <w:rFonts/>
         <w:b/>
         <w:bCs/>
       </w:rPr>
@@ -3876,14 +3691,14 @@
     </w:tblStylePr>
     <w:tblStylePr w:type="firstCol">
       <w:rPr>
-        <w:rFonts w:asciiTheme="majorHAnsi" w:eastAsiaTheme="majorEastAsia" w:hAnsiTheme="majorHAnsi" w:cstheme="majorBidi"/>
+        <w:rFonts/>
         <w:b/>
         <w:bCs/>
       </w:rPr>
     </w:tblStylePr>
     <w:tblStylePr w:type="lastCol">
       <w:rPr>
-        <w:rFonts w:asciiTheme="majorHAnsi" w:eastAsiaTheme="majorEastAsia" w:hAnsiTheme="majorHAnsi" w:cstheme="majorBidi"/>
+        <w:rFonts/>
         <w:b/>
         <w:bCs/>
       </w:rPr>
@@ -3967,7 +3782,7 @@
         <w:spacing w:before="0" w:after="0" w:line="240" w:lineRule="auto"/>
       </w:pPr>
       <w:rPr>
-        <w:rFonts w:asciiTheme="majorHAnsi" w:eastAsiaTheme="majorEastAsia" w:hAnsiTheme="majorHAnsi" w:cstheme="majorBidi"/>
+        <w:rFonts/>
         <w:b/>
         <w:bCs/>
       </w:rPr>
@@ -3988,7 +3803,7 @@
         <w:spacing w:before="0" w:after="0" w:line="240" w:lineRule="auto"/>
       </w:pPr>
       <w:rPr>
-        <w:rFonts w:asciiTheme="majorHAnsi" w:eastAsiaTheme="majorEastAsia" w:hAnsiTheme="majorHAnsi" w:cstheme="majorBidi"/>
+        <w:rFonts/>
         <w:b/>
         <w:bCs/>
       </w:rPr>
@@ -4006,14 +3821,14 @@
     </w:tblStylePr>
     <w:tblStylePr w:type="firstCol">
       <w:rPr>
-        <w:rFonts w:asciiTheme="majorHAnsi" w:eastAsiaTheme="majorEastAsia" w:hAnsiTheme="majorHAnsi" w:cstheme="majorBidi"/>
+        <w:rFonts/>
         <w:b/>
         <w:bCs/>
       </w:rPr>
     </w:tblStylePr>
     <w:tblStylePr w:type="lastCol">
       <w:rPr>
-        <w:rFonts w:asciiTheme="majorHAnsi" w:eastAsiaTheme="majorEastAsia" w:hAnsiTheme="majorHAnsi" w:cstheme="majorBidi"/>
+        <w:rFonts/>
         <w:b/>
         <w:bCs/>
       </w:rPr>
@@ -4097,7 +3912,7 @@
         <w:spacing w:before="0" w:after="0" w:line="240" w:lineRule="auto"/>
       </w:pPr>
       <w:rPr>
-        <w:rFonts w:asciiTheme="majorHAnsi" w:eastAsiaTheme="majorEastAsia" w:hAnsiTheme="majorHAnsi" w:cstheme="majorBidi"/>
+        <w:rFonts/>
         <w:b/>
         <w:bCs/>
       </w:rPr>
@@ -4118,7 +3933,7 @@
         <w:spacing w:before="0" w:after="0" w:line="240" w:lineRule="auto"/>
       </w:pPr>
       <w:rPr>
-        <w:rFonts w:asciiTheme="majorHAnsi" w:eastAsiaTheme="majorEastAsia" w:hAnsiTheme="majorHAnsi" w:cstheme="majorBidi"/>
+        <w:rFonts/>
         <w:b/>
         <w:bCs/>
       </w:rPr>
@@ -4136,14 +3951,14 @@
     </w:tblStylePr>
     <w:tblStylePr w:type="firstCol">
       <w:rPr>
-        <w:rFonts w:asciiTheme="majorHAnsi" w:eastAsiaTheme="majorEastAsia" w:hAnsiTheme="majorHAnsi" w:cstheme="majorBidi"/>
+        <w:rFonts/>
         <w:b/>
         <w:bCs/>
       </w:rPr>
     </w:tblStylePr>
     <w:tblStylePr w:type="lastCol">
       <w:rPr>
-        <w:rFonts w:asciiTheme="majorHAnsi" w:eastAsiaTheme="majorEastAsia" w:hAnsiTheme="majorHAnsi" w:cstheme="majorBidi"/>
+        <w:rFonts/>
         <w:b/>
         <w:bCs/>
       </w:rPr>
@@ -6008,7 +5823,7 @@
     </w:tblPr>
     <w:tblStylePr w:type="firstRow">
       <w:rPr>
-        <w:rFonts w:asciiTheme="majorHAnsi" w:eastAsiaTheme="majorEastAsia" w:hAnsiTheme="majorHAnsi" w:cstheme="majorBidi"/>
+        <w:rFonts/>
       </w:rPr>
       <w:tblPr/>
       <w:tcPr>
@@ -6092,7 +5907,7 @@
     </w:tblPr>
     <w:tblStylePr w:type="firstRow">
       <w:rPr>
-        <w:rFonts w:asciiTheme="majorHAnsi" w:eastAsiaTheme="majorEastAsia" w:hAnsiTheme="majorHAnsi" w:cstheme="majorBidi"/>
+        <w:rFonts/>
       </w:rPr>
       <w:tblPr/>
       <w:tcPr>
@@ -6176,7 +5991,7 @@
     </w:tblPr>
     <w:tblStylePr w:type="firstRow">
       <w:rPr>
-        <w:rFonts w:asciiTheme="majorHAnsi" w:eastAsiaTheme="majorEastAsia" w:hAnsiTheme="majorHAnsi" w:cstheme="majorBidi"/>
+        <w:rFonts/>
       </w:rPr>
       <w:tblPr/>
       <w:tcPr>
@@ -6260,7 +6075,7 @@
     </w:tblPr>
     <w:tblStylePr w:type="firstRow">
       <w:rPr>
-        <w:rFonts w:asciiTheme="majorHAnsi" w:eastAsiaTheme="majorEastAsia" w:hAnsiTheme="majorHAnsi" w:cstheme="majorBidi"/>
+        <w:rFonts/>
       </w:rPr>
       <w:tblPr/>
       <w:tcPr>
@@ -6344,7 +6159,7 @@
     </w:tblPr>
     <w:tblStylePr w:type="firstRow">
       <w:rPr>
-        <w:rFonts w:asciiTheme="majorHAnsi" w:eastAsiaTheme="majorEastAsia" w:hAnsiTheme="majorHAnsi" w:cstheme="majorBidi"/>
+        <w:rFonts/>
       </w:rPr>
       <w:tblPr/>
       <w:tcPr>
@@ -6428,7 +6243,7 @@
     </w:tblPr>
     <w:tblStylePr w:type="firstRow">
       <w:rPr>
-        <w:rFonts w:asciiTheme="majorHAnsi" w:eastAsiaTheme="majorEastAsia" w:hAnsiTheme="majorHAnsi" w:cstheme="majorBidi"/>
+        <w:rFonts/>
       </w:rPr>
       <w:tblPr/>
       <w:tcPr>
@@ -6512,7 +6327,7 @@
     </w:tblPr>
     <w:tblStylePr w:type="firstRow">
       <w:rPr>
-        <w:rFonts w:asciiTheme="majorHAnsi" w:eastAsiaTheme="majorEastAsia" w:hAnsiTheme="majorHAnsi" w:cstheme="majorBidi"/>
+        <w:rFonts/>
       </w:rPr>
       <w:tblPr/>
       <w:tcPr>
@@ -6577,7 +6392,7 @@
       <w:spacing w:after="0" w:line="240" w:lineRule="auto"/>
     </w:pPr>
     <w:rPr>
-      <w:rFonts w:asciiTheme="majorHAnsi" w:eastAsiaTheme="majorEastAsia" w:hAnsiTheme="majorHAnsi" w:cstheme="majorBidi"/>
+      <w:rFonts/>
       <w:color w:val="000000" w:themeColor="text1"/>
     </w:rPr>
     <w:tblPr>
@@ -6705,7 +6520,7 @@
       <w:spacing w:after="0" w:line="240" w:lineRule="auto"/>
     </w:pPr>
     <w:rPr>
-      <w:rFonts w:asciiTheme="majorHAnsi" w:eastAsiaTheme="majorEastAsia" w:hAnsiTheme="majorHAnsi" w:cstheme="majorBidi"/>
+      <w:rFonts/>
       <w:color w:val="000000" w:themeColor="text1"/>
     </w:rPr>
     <w:tblPr>
@@ -6833,7 +6648,7 @@
       <w:spacing w:after="0" w:line="240" w:lineRule="auto"/>
     </w:pPr>
     <w:rPr>
-      <w:rFonts w:asciiTheme="majorHAnsi" w:eastAsiaTheme="majorEastAsia" w:hAnsiTheme="majorHAnsi" w:cstheme="majorBidi"/>
+      <w:rFonts/>
       <w:color w:val="000000" w:themeColor="text1"/>
     </w:rPr>
     <w:tblPr>
@@ -6961,7 +6776,7 @@
       <w:spacing w:after="0" w:line="240" w:lineRule="auto"/>
     </w:pPr>
     <w:rPr>
-      <w:rFonts w:asciiTheme="majorHAnsi" w:eastAsiaTheme="majorEastAsia" w:hAnsiTheme="majorHAnsi" w:cstheme="majorBidi"/>
+      <w:rFonts/>
       <w:color w:val="000000" w:themeColor="text1"/>
     </w:rPr>
     <w:tblPr>
@@ -7089,7 +6904,7 @@
       <w:spacing w:after="0" w:line="240" w:lineRule="auto"/>
     </w:pPr>
     <w:rPr>
-      <w:rFonts w:asciiTheme="majorHAnsi" w:eastAsiaTheme="majorEastAsia" w:hAnsiTheme="majorHAnsi" w:cstheme="majorBidi"/>
+      <w:rFonts/>
       <w:color w:val="000000" w:themeColor="text1"/>
     </w:rPr>
     <w:tblPr>
@@ -7217,7 +7032,7 @@
       <w:spacing w:after="0" w:line="240" w:lineRule="auto"/>
     </w:pPr>
     <w:rPr>
-      <w:rFonts w:asciiTheme="majorHAnsi" w:eastAsiaTheme="majorEastAsia" w:hAnsiTheme="majorHAnsi" w:cstheme="majorBidi"/>
+      <w:rFonts/>
       <w:color w:val="000000" w:themeColor="text1"/>
     </w:rPr>
     <w:tblPr>
@@ -7345,7 +7160,7 @@
       <w:spacing w:after="0" w:line="240" w:lineRule="auto"/>
     </w:pPr>
     <w:rPr>
-      <w:rFonts w:asciiTheme="majorHAnsi" w:eastAsiaTheme="majorEastAsia" w:hAnsiTheme="majorHAnsi" w:cstheme="majorBidi"/>
+      <w:rFonts/>
       <w:color w:val="000000" w:themeColor="text1"/>
     </w:rPr>
     <w:tblPr>
@@ -7984,7 +7799,7 @@
       <w:spacing w:after="0" w:line="240" w:lineRule="auto"/>
     </w:pPr>
     <w:rPr>
-      <w:rFonts w:asciiTheme="majorHAnsi" w:eastAsiaTheme="majorEastAsia" w:hAnsiTheme="majorHAnsi" w:cstheme="majorBidi"/>
+      <w:rFonts/>
       <w:color w:val="000000" w:themeColor="text1"/>
     </w:rPr>
     <w:tblPr>
@@ -8109,7 +7924,7 @@
       <w:spacing w:after="0" w:line="240" w:lineRule="auto"/>
     </w:pPr>
     <w:rPr>
-      <w:rFonts w:asciiTheme="majorHAnsi" w:eastAsiaTheme="majorEastAsia" w:hAnsiTheme="majorHAnsi" w:cstheme="majorBidi"/>
+      <w:rFonts/>
       <w:color w:val="000000" w:themeColor="text1"/>
     </w:rPr>
     <w:tblPr>
@@ -8234,7 +8049,7 @@
       <w:spacing w:after="0" w:line="240" w:lineRule="auto"/>
     </w:pPr>
     <w:rPr>
-      <w:rFonts w:asciiTheme="majorHAnsi" w:eastAsiaTheme="majorEastAsia" w:hAnsiTheme="majorHAnsi" w:cstheme="majorBidi"/>
+      <w:rFonts/>
       <w:color w:val="000000" w:themeColor="text1"/>
     </w:rPr>
     <w:tblPr>
@@ -8359,7 +8174,7 @@
       <w:spacing w:after="0" w:line="240" w:lineRule="auto"/>
     </w:pPr>
     <w:rPr>
-      <w:rFonts w:asciiTheme="majorHAnsi" w:eastAsiaTheme="majorEastAsia" w:hAnsiTheme="majorHAnsi" w:cstheme="majorBidi"/>
+      <w:rFonts/>
       <w:color w:val="000000" w:themeColor="text1"/>
     </w:rPr>
     <w:tblPr>
@@ -8484,7 +8299,7 @@
       <w:spacing w:after="0" w:line="240" w:lineRule="auto"/>
     </w:pPr>
     <w:rPr>
-      <w:rFonts w:asciiTheme="majorHAnsi" w:eastAsiaTheme="majorEastAsia" w:hAnsiTheme="majorHAnsi" w:cstheme="majorBidi"/>
+      <w:rFonts/>
       <w:color w:val="000000" w:themeColor="text1"/>
     </w:rPr>
     <w:tblPr>
@@ -8609,7 +8424,7 @@
       <w:spacing w:after="0" w:line="240" w:lineRule="auto"/>
     </w:pPr>
     <w:rPr>
-      <w:rFonts w:asciiTheme="majorHAnsi" w:eastAsiaTheme="majorEastAsia" w:hAnsiTheme="majorHAnsi" w:cstheme="majorBidi"/>
+      <w:rFonts/>
       <w:color w:val="000000" w:themeColor="text1"/>
     </w:rPr>
     <w:tblPr>
@@ -8734,7 +8549,7 @@
       <w:spacing w:after="0" w:line="240" w:lineRule="auto"/>
     </w:pPr>
     <w:rPr>
-      <w:rFonts w:asciiTheme="majorHAnsi" w:eastAsiaTheme="majorEastAsia" w:hAnsiTheme="majorHAnsi" w:cstheme="majorBidi"/>
+      <w:rFonts/>
       <w:color w:val="000000" w:themeColor="text1"/>
     </w:rPr>
     <w:tblPr>

--- a/az/discovery-articles/6.12 Yarımkeçirici texnologiyası.docx
+++ b/az/discovery-articles/6.12 Yarımkeçirici texnologiyası.docx
@@ -120,7 +120,7 @@
         <w:widowControl/>
       </w:pPr>
       <w:r>
-        <w:t>Kim kəşf edib və ya yaradıb</w:t>
+        <w:t xml:space="preserve">Kim yaradıb</w:t>
       </w:r>
     </w:p>
     <w:p>
@@ -217,7 +217,7 @@
         <w:rPr>
           <w:sz w:val="20"/>
         </w:rPr>
-        <w:t>A Kitablar və əsas elmi əsərlər</w:t>
+        <w:t>Kitablar və əsas elmi əsərlər</w:t>
       </w:r>
     </w:p>
     <w:p>
@@ -251,7 +251,7 @@
         <w:rPr>
           <w:sz w:val="20"/>
         </w:rPr>
-        <w:t>C Qurumların materialları və ensiklopedik mənbələr</w:t>
+        <w:t>Qurumların materialları və ensiklopedik mənbələr</w:t>
       </w:r>
     </w:p>
     <w:p>
@@ -311,7 +311,7 @@
         <w:rPr>
           <w:sz w:val="20"/>
         </w:rPr>
-        <w:t>D Muzey arxiv və kitabxana materialları</w:t>
+        <w:t>Muzey arxiv və kitabxana materialları</w:t>
       </w:r>
     </w:p>
     <w:p>
@@ -347,7 +347,7 @@
         <w:rPr>
           <w:sz w:val="20"/>
         </w:rPr>
-        <w:t>J Mətbuat elmi kütləvi nəşrlər və ümumi mənbələr</w:t>
+        <w:t>Mətbuat elmi kütləvi nəşrlər və ümumi mənbələr</w:t>
       </w:r>
     </w:p>
     <w:p>
